--- a/Decumention/Project Report.docx
+++ b/Decumention/Project Report.docx
@@ -454,6 +454,86 @@
           </w:p>
         </w:tc>
       </w:tr>
+      <w:tr>
+        <w:tc>
+          <w:tcPr>
+            <w:tcW w:w="445" w:type="dxa"/>
+          </w:tcPr>
+          <w:p>
+            <w:pPr>
+              <w:jc w:val="center"/>
+              <w:rPr>
+                <w:sz w:val="40"/>
+                <w:szCs w:val="40"/>
+                <w:lang w:bidi="ar-EG"/>
+              </w:rPr>
+            </w:pPr>
+            <w:r>
+              <w:rPr>
+                <w:sz w:val="40"/>
+                <w:szCs w:val="40"/>
+                <w:lang w:bidi="ar-EG"/>
+              </w:rPr>
+              <w:t>4</w:t>
+            </w:r>
+          </w:p>
+        </w:tc>
+        <w:tc>
+          <w:tcPr>
+            <w:tcW w:w="7920" w:type="dxa"/>
+          </w:tcPr>
+          <w:p>
+            <w:pPr>
+              <w:rPr>
+                <w:sz w:val="40"/>
+                <w:szCs w:val="40"/>
+                <w:lang w:bidi="ar-EG"/>
+              </w:rPr>
+            </w:pPr>
+            <w:r>
+              <w:rPr>
+                <w:sz w:val="40"/>
+                <w:szCs w:val="40"/>
+                <w:lang w:bidi="ar-EG"/>
+              </w:rPr>
+              <w:t xml:space="preserve">Yusuf Maher </w:t>
+            </w:r>
+            <w:proofErr w:type="spellStart"/>
+            <w:r>
+              <w:rPr>
+                <w:sz w:val="40"/>
+                <w:szCs w:val="40"/>
+                <w:lang w:bidi="ar-EG"/>
+              </w:rPr>
+              <w:t>Elsrougy</w:t>
+            </w:r>
+            <w:proofErr w:type="spellEnd"/>
+          </w:p>
+        </w:tc>
+        <w:tc>
+          <w:tcPr>
+            <w:tcW w:w="1947" w:type="dxa"/>
+          </w:tcPr>
+          <w:p>
+            <w:pPr>
+              <w:jc w:val="center"/>
+              <w:rPr>
+                <w:sz w:val="40"/>
+                <w:szCs w:val="40"/>
+                <w:lang w:bidi="ar-EG"/>
+              </w:rPr>
+            </w:pPr>
+            <w:r>
+              <w:rPr>
+                <w:sz w:val="40"/>
+                <w:szCs w:val="40"/>
+                <w:lang w:bidi="ar-EG"/>
+              </w:rPr>
+              <w:t>2401247</w:t>
+            </w:r>
+          </w:p>
+        </w:tc>
+      </w:tr>
     </w:tbl>
     <w:p>
       <w:pPr>
@@ -554,16 +634,6 @@
         <w:br/>
         <w:t>2025 – 2026</w:t>
       </w:r>
-    </w:p>
-    <w:p>
-      <w:pPr>
-        <w:jc w:val="center"/>
-        <w:rPr>
-          <w:sz w:val="40"/>
-          <w:szCs w:val="40"/>
-          <w:lang w:bidi="ar-EG"/>
-        </w:rPr>
-      </w:pPr>
     </w:p>
     <w:p>
       <w:pPr>
@@ -1542,25 +1612,7 @@
           <w:szCs w:val="28"/>
           <w:lang w:bidi="ar-EG"/>
         </w:rPr>
-        <w:t xml:space="preserve">The website includes a gallery that shows treatment results using image comparison </w:t>
-      </w:r>
-      <w:proofErr w:type="gramStart"/>
-      <w:r>
-        <w:rPr>
-          <w:sz w:val="28"/>
-          <w:szCs w:val="28"/>
-          <w:lang w:bidi="ar-EG"/>
-        </w:rPr>
-        <w:t>sliders</w:t>
-      </w:r>
-      <w:proofErr w:type="gramEnd"/>
-      <w:r>
-        <w:rPr>
-          <w:sz w:val="28"/>
-          <w:szCs w:val="28"/>
-          <w:lang w:bidi="ar-EG"/>
-        </w:rPr>
-        <w:t>.</w:t>
+        <w:t>The website includes a gallery that shows treatment results using image comparison sliders.</w:t>
       </w:r>
     </w:p>
     <w:p>
@@ -2244,60 +2296,24 @@
           <w:szCs w:val="28"/>
           <w:lang w:bidi="ar-EG"/>
         </w:rPr>
-        <w:t xml:space="preserve">This page introduces </w:t>
-      </w:r>
-      <w:proofErr w:type="gramStart"/>
-      <w:r>
-        <w:rPr>
-          <w:sz w:val="28"/>
-          <w:szCs w:val="28"/>
-          <w:lang w:bidi="ar-EG"/>
-        </w:rPr>
-        <w:t>clinic</w:t>
-      </w:r>
-      <w:proofErr w:type="gramEnd"/>
-      <w:r>
-        <w:rPr>
-          <w:sz w:val="28"/>
-          <w:szCs w:val="28"/>
-          <w:lang w:bidi="ar-EG"/>
-        </w:rPr>
-        <w:t xml:space="preserve"> doctors and specialists.</w:t>
-      </w:r>
-    </w:p>
-    <w:p>
-      <w:pPr>
-        <w:rPr>
-          <w:sz w:val="28"/>
-          <w:szCs w:val="28"/>
-          <w:lang w:bidi="ar-EG"/>
-        </w:rPr>
-      </w:pPr>
-      <w:r>
-        <w:rPr>
-          <w:sz w:val="28"/>
-          <w:szCs w:val="28"/>
-          <w:lang w:bidi="ar-EG"/>
-        </w:rPr>
-        <w:t xml:space="preserve">Each </w:t>
-      </w:r>
-      <w:proofErr w:type="gramStart"/>
-      <w:r>
-        <w:rPr>
-          <w:sz w:val="28"/>
-          <w:szCs w:val="28"/>
-          <w:lang w:bidi="ar-EG"/>
-        </w:rPr>
-        <w:t>doctor</w:t>
-      </w:r>
-      <w:proofErr w:type="gramEnd"/>
-      <w:r>
-        <w:rPr>
-          <w:sz w:val="28"/>
-          <w:szCs w:val="28"/>
-          <w:lang w:bidi="ar-EG"/>
-        </w:rPr>
-        <w:t xml:space="preserve"> card includes:</w:t>
+        <w:t>This page introduces clinic doctors and specialists.</w:t>
+      </w:r>
+    </w:p>
+    <w:p>
+      <w:pPr>
+        <w:rPr>
+          <w:sz w:val="28"/>
+          <w:szCs w:val="28"/>
+          <w:lang w:bidi="ar-EG"/>
+        </w:rPr>
+      </w:pPr>
+      <w:r>
+        <w:rPr>
+          <w:sz w:val="28"/>
+          <w:szCs w:val="28"/>
+          <w:lang w:bidi="ar-EG"/>
+        </w:rPr>
+        <w:t>Each doctor card includes:</w:t>
       </w:r>
     </w:p>
     <w:p>
@@ -2682,25 +2698,7 @@
           <w:szCs w:val="28"/>
           <w:lang w:bidi="ar-EG"/>
         </w:rPr>
-        <w:t xml:space="preserve">This page displays treatment prices </w:t>
-      </w:r>
-      <w:proofErr w:type="gramStart"/>
-      <w:r>
-        <w:rPr>
-          <w:sz w:val="28"/>
-          <w:szCs w:val="28"/>
-          <w:lang w:bidi="ar-EG"/>
-        </w:rPr>
-        <w:t>in</w:t>
-      </w:r>
-      <w:proofErr w:type="gramEnd"/>
-      <w:r>
-        <w:rPr>
-          <w:sz w:val="28"/>
-          <w:szCs w:val="28"/>
-          <w:lang w:bidi="ar-EG"/>
-        </w:rPr>
-        <w:t xml:space="preserve"> a simple table.</w:t>
+        <w:t>This page displays treatment prices in a simple table.</w:t>
       </w:r>
     </w:p>
     <w:tbl>
@@ -4568,7 +4566,7 @@
           <w:lang w:bidi="ar-EG"/>
         </w:rPr>
         <w:pict w14:anchorId="1FB4B115">
-          <v:rect id="_x0000_i1030" style="width:0;height:1.5pt" o:hralign="center" o:hrstd="t" o:hr="t" fillcolor="#a0a0a0" stroked="f"/>
+          <v:rect id="_x0000_i1029" style="width:0;height:1.5pt" o:hralign="center" o:hrstd="t" o:hr="t" fillcolor="#a0a0a0" stroked="f"/>
         </w:pict>
       </w:r>
     </w:p>
@@ -4647,29 +4645,34 @@
           <w:szCs w:val="28"/>
           <w:lang w:bidi="ar-EG"/>
         </w:rPr>
-        <w:t>Dark luxury color theme</w:t>
-      </w:r>
-    </w:p>
-    <w:p>
-      <w:pPr>
-        <w:numPr>
-          <w:ilvl w:val="0"/>
-          <w:numId w:val="41"/>
-        </w:numPr>
-        <w:rPr>
-          <w:sz w:val="28"/>
-          <w:szCs w:val="28"/>
-          <w:lang w:bidi="ar-EG"/>
-        </w:rPr>
-      </w:pPr>
-      <w:r>
-        <w:rPr>
-          <w:sz w:val="28"/>
-          <w:szCs w:val="28"/>
-          <w:lang w:bidi="ar-EG"/>
-        </w:rPr>
-        <w:t>Gold accent colors</w:t>
-      </w:r>
+        <w:t xml:space="preserve">Light Pink </w:t>
+      </w:r>
+      <w:r>
+        <w:rPr>
+          <w:sz w:val="28"/>
+          <w:szCs w:val="28"/>
+          <w:rtl/>
+        </w:rPr>
+        <w:t>و</w:t>
+      </w:r>
+      <w:r>
+        <w:rPr>
+          <w:sz w:val="28"/>
+          <w:szCs w:val="28"/>
+          <w:lang w:bidi="ar-EG"/>
+        </w:rPr>
+        <w:t xml:space="preserve"> </w:t>
+      </w:r>
+      <w:proofErr w:type="spellStart"/>
+      <w:r>
+        <w:rPr>
+          <w:sz w:val="28"/>
+          <w:szCs w:val="28"/>
+          <w:lang w:bidi="ar-EG"/>
+        </w:rPr>
+        <w:t>Glassmorphism</w:t>
+      </w:r>
+      <w:proofErr w:type="spellEnd"/>
     </w:p>
     <w:p>
       <w:pPr>
@@ -11533,7 +11536,6 @@
   <w:style w:type="character" w:default="1" w:styleId="DefaultParagraphFont">
     <w:name w:val="Default Paragraph Font"/>
     <w:uiPriority w:val="1"/>
-    <w:semiHidden/>
     <w:unhideWhenUsed/>
   </w:style>
   <w:style w:type="table" w:default="1" w:styleId="TableNormal">
